--- a/projects/india_patient_safety_surveillance/docs/manuscripts/target_journal_packages/ijmr_special_article_surveillance/submission_notes_ijmr.docx
+++ b/projects/india_patient_safety_surveillance/docs/manuscripts/target_journal_packages/ijmr_special_article_surveillance/submission_notes_ijmr.docx
@@ -2,7 +2,7 @@
 <file path=word/document.xml><?xml version="1.0" encoding="utf-8"?>
 <w:document xmlns:w="http://schemas.openxmlformats.org/wordprocessingml/2006/main" xmlns:m="http://schemas.openxmlformats.org/officeDocument/2006/math" xmlns:r="http://schemas.openxmlformats.org/officeDocument/2006/relationships" xmlns:o="urn:schemas-microsoft-com:office:office" xmlns:v="urn:schemas-microsoft-com:vml" xmlns:w10="urn:schemas-microsoft-com:office:word" xmlns:a="http://schemas.openxmlformats.org/drawingml/2006/main" xmlns:pic="http://schemas.openxmlformats.org/drawingml/2006/picture" xmlns:wp="http://schemas.openxmlformats.org/drawingml/2006/wordprocessingDrawing">
   <w:body>
-    <w:bookmarkStart w:id="15" w:name="ijmr-submission-notes"/>
+    <w:bookmarkStart w:id="16" w:name="ijmr-submission-notes"/>
     <w:p>
       <w:pPr>
         <w:pStyle w:val="Heading1"/>
@@ -348,7 +348,7 @@
         </w:numPr>
       </w:pPr>
       <w:r>
-        <w:t xml:space="preserve">produce blinded manuscript file without author identifiers</w:t>
+        <w:t xml:space="preserve">confirm final blinded manuscript against journal upload fields</w:t>
       </w:r>
     </w:p>
     <w:p>
@@ -360,7 +360,7 @@
         </w:numPr>
       </w:pPr>
       <w:r>
-        <w:t xml:space="preserve">convert references into final IJMR house style in Word</w:t>
+        <w:t xml:space="preserve">apply final line-spacing, font, and margin settings in Word before upload</w:t>
       </w:r>
     </w:p>
     <w:p>
@@ -372,7 +372,7 @@
         </w:numPr>
       </w:pPr>
       <w:r>
-        <w:t xml:space="preserve">prepare 1-2 clean framework figures</w:t>
+        <w:t xml:space="preserve">cross-check references against the latest IJMR citation examples during the final editorial pass</w:t>
       </w:r>
     </w:p>
     <w:p>
@@ -388,7 +388,109 @@
       </w:r>
     </w:p>
     <w:bookmarkEnd w:id="14"/>
+    <w:bookmarkStart w:id="15" w:name="package-status"/>
+    <w:p>
+      <w:pPr>
+        <w:pStyle w:val="Heading2"/>
+      </w:pPr>
+      <w:r>
+        <w:t xml:space="preserve">Package status</w:t>
+      </w:r>
+    </w:p>
+    <w:p>
+      <w:pPr>
+        <w:pStyle w:val="FirstParagraph"/>
+      </w:pPr>
+      <w:r>
+        <w:t xml:space="preserve">The current package now includes:</w:t>
+      </w:r>
+    </w:p>
+    <w:p>
+      <w:pPr>
+        <w:pStyle w:val="Compact"/>
+        <w:numPr>
+          <w:ilvl w:val="0"/>
+          <w:numId w:val="1006"/>
+        </w:numPr>
+      </w:pPr>
+      <w:r>
+        <w:t xml:space="preserve">title page</w:t>
+      </w:r>
+    </w:p>
+    <w:p>
+      <w:pPr>
+        <w:pStyle w:val="Compact"/>
+        <w:numPr>
+          <w:ilvl w:val="0"/>
+          <w:numId w:val="1006"/>
+        </w:numPr>
+      </w:pPr>
+      <w:r>
+        <w:t xml:space="preserve">cover letter</w:t>
+      </w:r>
+    </w:p>
+    <w:p>
+      <w:pPr>
+        <w:pStyle w:val="Compact"/>
+        <w:numPr>
+          <w:ilvl w:val="0"/>
+          <w:numId w:val="1006"/>
+        </w:numPr>
+      </w:pPr>
+      <w:r>
+        <w:t xml:space="preserve">main manuscript</w:t>
+      </w:r>
+    </w:p>
+    <w:p>
+      <w:pPr>
+        <w:pStyle w:val="Compact"/>
+        <w:numPr>
+          <w:ilvl w:val="0"/>
+          <w:numId w:val="1006"/>
+        </w:numPr>
+      </w:pPr>
+      <w:r>
+        <w:t xml:space="preserve">blinded manuscript</w:t>
+      </w:r>
+    </w:p>
+    <w:p>
+      <w:pPr>
+        <w:pStyle w:val="Compact"/>
+        <w:numPr>
+          <w:ilvl w:val="0"/>
+          <w:numId w:val="1006"/>
+        </w:numPr>
+      </w:pPr>
+      <w:r>
+        <w:t xml:space="preserve">figure package</w:t>
+      </w:r>
+    </w:p>
+    <w:p>
+      <w:pPr>
+        <w:pStyle w:val="Compact"/>
+        <w:numPr>
+          <w:ilvl w:val="0"/>
+          <w:numId w:val="1006"/>
+        </w:numPr>
+      </w:pPr>
+      <w:r>
+        <w:t xml:space="preserve">summary table package</w:t>
+      </w:r>
+    </w:p>
+    <w:p>
+      <w:pPr>
+        <w:pStyle w:val="Compact"/>
+        <w:numPr>
+          <w:ilvl w:val="0"/>
+          <w:numId w:val="1006"/>
+        </w:numPr>
+      </w:pPr>
+      <w:r>
+        <w:t xml:space="preserve">submission bundle index</w:t>
+      </w:r>
+    </w:p>
     <w:bookmarkEnd w:id="15"/>
+    <w:bookmarkEnd w:id="16"/>
     <w:sectPr>
       <w:footnotePr>
         <w:numRestart w:val="eachSect"/>
@@ -730,6 +832,36 @@
     <w:abstractNumId w:val="991"/>
   </w:num>
   <w:num w:numId="1005">
+    <w:abstractNumId w:val="99411"/>
+    <w:lvlOverride w:ilvl="0">
+      <w:startOverride w:val="1"/>
+    </w:lvlOverride>
+    <w:lvlOverride w:ilvl="1">
+      <w:startOverride w:val="1"/>
+    </w:lvlOverride>
+    <w:lvlOverride w:ilvl="2">
+      <w:startOverride w:val="1"/>
+    </w:lvlOverride>
+    <w:lvlOverride w:ilvl="3">
+      <w:startOverride w:val="1"/>
+    </w:lvlOverride>
+    <w:lvlOverride w:ilvl="4">
+      <w:startOverride w:val="1"/>
+    </w:lvlOverride>
+    <w:lvlOverride w:ilvl="5">
+      <w:startOverride w:val="1"/>
+    </w:lvlOverride>
+    <w:lvlOverride w:ilvl="6">
+      <w:startOverride w:val="1"/>
+    </w:lvlOverride>
+    <w:lvlOverride w:ilvl="7">
+      <w:startOverride w:val="1"/>
+    </w:lvlOverride>
+    <w:lvlOverride w:ilvl="8">
+      <w:startOverride w:val="1"/>
+    </w:lvlOverride>
+  </w:num>
+  <w:num w:numId="1006">
     <w:abstractNumId w:val="99411"/>
     <w:lvlOverride w:ilvl="0">
       <w:startOverride w:val="1"/>
